--- a/backend/docs/AGRICAM_IA_Guide_Maintenance.docx
+++ b/backend/docs/AGRICAM_IA_Guide_Maintenance.docx
@@ -2,9 +2,46 @@
 <file path=word/document.xml><?xml version="1.0" encoding="utf-8"?>
 <w:document xmlns:wpc="http://schemas.microsoft.com/office/word/2010/wordprocessingCanvas" xmlns:mo="http://schemas.microsoft.com/office/mac/office/2008/main" xmlns:mc="http://schemas.openxmlformats.org/markup-compatibility/2006" xmlns:mv="urn:schemas-microsoft-com:mac:vml" xmlns:o="urn:schemas-microsoft-com:office:office" xmlns:r="http://schemas.openxmlformats.org/officeDocument/2006/relationships" xmlns:m="http://schemas.openxmlformats.org/officeDocument/2006/math" xmlns:v="urn:schemas-microsoft-com:vml" xmlns:wp14="http://schemas.microsoft.com/office/word/2010/wordprocessingDrawing" xmlns:wp="http://schemas.openxmlformats.org/drawingml/2006/wordprocessingDrawing" xmlns:w10="urn:schemas-microsoft-com:office:word" xmlns:w="http://schemas.openxmlformats.org/wordprocessingml/2006/main" xmlns:w14="http://schemas.microsoft.com/office/word/2010/wordml" xmlns:wpg="http://schemas.microsoft.com/office/word/2010/wordprocessingGroup" xmlns:wpi="http://schemas.microsoft.com/office/word/2010/wordprocessingInk" xmlns:wne="http://schemas.microsoft.com/office/word/2006/wordml" xmlns:wps="http://schemas.microsoft.com/office/word/2010/wordprocessingShape" mc:Ignorable="w14 wp14">
   <w:body>
-    <w:p/>
-    <w:p/>
-    <w:p/>
+    <w:p>
+      <w:pPr>
+        <w:jc w:val="center"/>
+      </w:pPr>
+      <w:r>
+        <w:rPr>
+          <w:sz w:val="80"/>
+        </w:rPr>
+        <w:br/>
+        <w:br/>
+        <w:br/>
+      </w:r>
+    </w:p>
+    <w:p>
+      <w:pPr>
+        <w:spacing w:after="80"/>
+        <w:jc w:val="center"/>
+      </w:pPr>
+      <w:r>
+        <w:rPr>
+          <w:rFonts w:ascii="Calibri" w:hAnsi="Calibri"/>
+          <w:b/>
+          <w:color w:val="64748B"/>
+          <w:sz w:val="28"/>
+        </w:rPr>
+        <w:t>AFRICAN AI SOLUTIONS</w:t>
+      </w:r>
+    </w:p>
+    <w:p>
+      <w:pPr>
+        <w:jc w:val="center"/>
+      </w:pPr>
+      <w:r>
+        <w:rPr>
+          <w:color w:val="10B981"/>
+          <w:sz w:val="24"/>
+        </w:rPr>
+        <w:t>____________________________________________________________</w:t>
+      </w:r>
+    </w:p>
     <w:p/>
     <w:p/>
     <w:p/>
@@ -14,21 +51,39 @@
       </w:pPr>
       <w:r>
         <w:rPr>
+          <w:rFonts w:ascii="Calibri" w:hAnsi="Calibri"/>
           <w:b/>
-          <w:color w:val="10B981"/>
-          <w:sz w:val="56"/>
+          <w:color w:val="0F172A"/>
+          <w:sz w:val="84"/>
         </w:rPr>
         <w:t>AGRICAM IA</w:t>
       </w:r>
     </w:p>
     <w:p>
       <w:pPr>
+        <w:spacing w:after="240"/>
         <w:jc w:val="center"/>
       </w:pPr>
       <w:r>
         <w:rPr>
-          <w:color w:val="64748B"/>
-          <w:sz w:val="28"/>
+          <w:b/>
+          <w:color w:val="10B981"/>
+          <w:sz w:val="36"/>
+        </w:rPr>
+        <w:t>____________________</w:t>
+      </w:r>
+    </w:p>
+    <w:p>
+      <w:pPr>
+        <w:spacing w:after="160"/>
+        <w:jc w:val="center"/>
+      </w:pPr>
+      <w:r>
+        <w:rPr>
+          <w:rFonts w:ascii="Calibri" w:hAnsi="Calibri"/>
+          <w:b/>
+          <w:color w:val="10B981"/>
+          <w:sz w:val="48"/>
         </w:rPr>
         <w:t>Guide de Maintenance</w:t>
       </w:r>
@@ -39,15 +94,335 @@
       </w:pPr>
       <w:r>
         <w:rPr>
-          <w:color w:val="94A3B8"/>
-          <w:sz w:val="20"/>
+          <w:rFonts w:ascii="Calibri" w:hAnsi="Calibri"/>
+          <w:color w:val="64748B"/>
+          <w:sz w:val="26"/>
         </w:rPr>
-        <w:br/>
-        <w:t>Developpe par: Barra Martial Aristide</w:t>
-        <w:br/>
-        <w:t>African AI Solutions</w:t>
-        <w:br/>
-        <w:t>25/03/2026</w:t>
+        <w:t>Installation, configuration et depannage</w:t>
+      </w:r>
+    </w:p>
+    <w:p/>
+    <w:p/>
+    <w:p/>
+    <w:p/>
+    <w:tbl>
+      <w:tblPr>
+        <w:tblW w:type="auto" w:w="0"/>
+        <w:jc w:val="center"/>
+        <w:tblLook w:firstColumn="1" w:firstRow="1" w:lastColumn="0" w:lastRow="0" w:noHBand="0" w:noVBand="1" w:val="04A0"/>
+      </w:tblPr>
+      <w:tblGrid>
+        <w:gridCol w:w="4703"/>
+        <w:gridCol w:w="4703"/>
+      </w:tblGrid>
+      <w:tr>
+        <w:tc>
+          <w:tcPr>
+            <w:tcW w:type="dxa" w:w="4703"/>
+          </w:tcPr>
+          <w:p>
+            <w:r>
+              <w:rPr>
+                <w:b/>
+                <w:color w:val="0F172A"/>
+                <w:sz w:val="20"/>
+              </w:rPr>
+              <w:t>Version</w:t>
+            </w:r>
+          </w:p>
+        </w:tc>
+        <w:tc>
+          <w:tcPr>
+            <w:tcW w:type="dxa" w:w="4703"/>
+          </w:tcPr>
+          <w:p>
+            <w:r>
+              <w:rPr>
+                <w:color w:val="64748B"/>
+                <w:sz w:val="20"/>
+              </w:rPr>
+              <w:t>3.0</w:t>
+            </w:r>
+          </w:p>
+        </w:tc>
+      </w:tr>
+      <w:tr>
+        <w:tc>
+          <w:tcPr>
+            <w:tcW w:type="dxa" w:w="4703"/>
+          </w:tcPr>
+          <w:p>
+            <w:r>
+              <w:rPr>
+                <w:b/>
+                <w:color w:val="0F172A"/>
+                <w:sz w:val="20"/>
+              </w:rPr>
+              <w:t>Date</w:t>
+            </w:r>
+          </w:p>
+        </w:tc>
+        <w:tc>
+          <w:tcPr>
+            <w:tcW w:type="dxa" w:w="4703"/>
+          </w:tcPr>
+          <w:p>
+            <w:r>
+              <w:rPr>
+                <w:color w:val="64748B"/>
+                <w:sz w:val="20"/>
+              </w:rPr>
+              <w:t>26/03/2026</w:t>
+            </w:r>
+          </w:p>
+        </w:tc>
+      </w:tr>
+      <w:tr>
+        <w:tc>
+          <w:tcPr>
+            <w:tcW w:type="dxa" w:w="4703"/>
+          </w:tcPr>
+          <w:p>
+            <w:r>
+              <w:rPr>
+                <w:b/>
+                <w:color w:val="0F172A"/>
+                <w:sz w:val="20"/>
+              </w:rPr>
+              <w:t>Auteur</w:t>
+            </w:r>
+          </w:p>
+        </w:tc>
+        <w:tc>
+          <w:tcPr>
+            <w:tcW w:type="dxa" w:w="4703"/>
+          </w:tcPr>
+          <w:p>
+            <w:r>
+              <w:rPr>
+                <w:color w:val="64748B"/>
+                <w:sz w:val="20"/>
+              </w:rPr>
+              <w:t>Barra Martial Aristide</w:t>
+            </w:r>
+          </w:p>
+        </w:tc>
+      </w:tr>
+      <w:tr>
+        <w:tc>
+          <w:tcPr>
+            <w:tcW w:type="dxa" w:w="4703"/>
+          </w:tcPr>
+          <w:p>
+            <w:r>
+              <w:rPr>
+                <w:b/>
+                <w:color w:val="0F172A"/>
+                <w:sz w:val="20"/>
+              </w:rPr>
+              <w:t>Organisation</w:t>
+            </w:r>
+          </w:p>
+        </w:tc>
+        <w:tc>
+          <w:tcPr>
+            <w:tcW w:type="dxa" w:w="4703"/>
+          </w:tcPr>
+          <w:p>
+            <w:r>
+              <w:rPr>
+                <w:color w:val="64748B"/>
+                <w:sz w:val="20"/>
+              </w:rPr>
+              <w:t>African AI Solutions</w:t>
+            </w:r>
+          </w:p>
+        </w:tc>
+      </w:tr>
+      <w:tr>
+        <w:tc>
+          <w:tcPr>
+            <w:tcW w:type="dxa" w:w="4703"/>
+          </w:tcPr>
+          <w:p>
+            <w:r>
+              <w:rPr>
+                <w:b/>
+                <w:color w:val="0F172A"/>
+                <w:sz w:val="20"/>
+              </w:rPr>
+              <w:t>Classification</w:t>
+            </w:r>
+          </w:p>
+        </w:tc>
+        <w:tc>
+          <w:tcPr>
+            <w:tcW w:type="dxa" w:w="4703"/>
+          </w:tcPr>
+          <w:p>
+            <w:r>
+              <w:rPr>
+                <w:color w:val="64748B"/>
+                <w:sz w:val="20"/>
+              </w:rPr>
+              <w:t>Confidentiel</w:t>
+            </w:r>
+          </w:p>
+        </w:tc>
+      </w:tr>
+    </w:tbl>
+    <w:p>
+      <w:r>
+        <w:br w:type="page"/>
+      </w:r>
+    </w:p>
+    <w:p>
+      <w:pPr>
+        <w:sectPr>
+          <w:pgSz w:w="12240" w:h="15840"/>
+          <w:pgMar w:top="0" w:right="1417" w:bottom="1440" w:left="1417" w:header="720" w:footer="720" w:gutter="0"/>
+          <w:cols w:space="720"/>
+          <w:docGrid w:linePitch="360"/>
+        </w:sectPr>
+      </w:pPr>
+    </w:p>
+    <w:p>
+      <w:pPr>
+        <w:pStyle w:val="Heading1"/>
+      </w:pPr>
+      <w:r>
+        <w:rPr>
+          <w:color w:val="10B981"/>
+        </w:rPr>
+        <w:t>Table des Matieres</w:t>
+      </w:r>
+    </w:p>
+    <w:p>
+      <w:pPr>
+        <w:spacing w:after="80"/>
+      </w:pPr>
+      <w:r>
+        <w:rPr>
+          <w:b/>
+          <w:color w:val="0F172A"/>
+          <w:sz w:val="24"/>
+        </w:rPr>
+        <w:t>1.  Architecture de Deploiement</w:t>
+      </w:r>
+    </w:p>
+    <w:p>
+      <w:pPr>
+        <w:spacing w:after="80"/>
+      </w:pPr>
+      <w:r>
+        <w:rPr>
+          <w:b/>
+          <w:color w:val="0F172A"/>
+          <w:sz w:val="24"/>
+        </w:rPr>
+        <w:t>2.  Structure des Fichiers</w:t>
+      </w:r>
+    </w:p>
+    <w:p>
+      <w:pPr>
+        <w:spacing w:after="80"/>
+      </w:pPr>
+      <w:r>
+        <w:rPr>
+          <w:b/>
+          <w:color w:val="0F172A"/>
+          <w:sz w:val="24"/>
+        </w:rPr>
+        <w:t>3.  Variables d'Environnement</w:t>
+      </w:r>
+    </w:p>
+    <w:p>
+      <w:pPr>
+        <w:spacing w:after="80"/>
+      </w:pPr>
+      <w:r>
+        <w:rPr>
+          <w:b/>
+          <w:color w:val="0F172A"/>
+          <w:sz w:val="24"/>
+        </w:rPr>
+        <w:t>4.  Commandes de Maintenance</w:t>
+      </w:r>
+    </w:p>
+    <w:p>
+      <w:pPr>
+        <w:spacing w:after="80"/>
+      </w:pPr>
+      <w:r>
+        <w:rPr>
+          <w:b/>
+          <w:color w:val="0F172A"/>
+          <w:sz w:val="24"/>
+        </w:rPr>
+        <w:t>5.  Base de Donnees</w:t>
+      </w:r>
+    </w:p>
+    <w:p>
+      <w:pPr>
+        <w:spacing w:after="80"/>
+      </w:pPr>
+      <w:r>
+        <w:rPr>
+          <w:color w:val="64748B"/>
+          <w:sz w:val="24"/>
+        </w:rPr>
+        <w:t xml:space="preserve">    5.1 Collections</w:t>
+      </w:r>
+    </w:p>
+    <w:p>
+      <w:pPr>
+        <w:spacing w:after="80"/>
+      </w:pPr>
+      <w:r>
+        <w:rPr>
+          <w:color w:val="64748B"/>
+          <w:sz w:val="24"/>
+        </w:rPr>
+        <w:t xml:space="preserve">    5.2 Sauvegarde</w:t>
+      </w:r>
+    </w:p>
+    <w:p>
+      <w:pPr>
+        <w:spacing w:after="80"/>
+      </w:pPr>
+      <w:r>
+        <w:rPr>
+          <w:b/>
+          <w:color w:val="0F172A"/>
+          <w:sz w:val="24"/>
+        </w:rPr>
+        <w:t>6.  Mise a Jour</w:t>
+      </w:r>
+    </w:p>
+    <w:p>
+      <w:pPr>
+        <w:spacing w:after="80"/>
+      </w:pPr>
+      <w:r>
+        <w:rPr>
+          <w:b/>
+          <w:color w:val="0F172A"/>
+          <w:sz w:val="24"/>
+        </w:rPr>
+        <w:t>7.  Depannage</w:t>
+      </w:r>
+    </w:p>
+    <w:p>
+      <w:pPr>
+        <w:spacing w:after="80"/>
+      </w:pPr>
+      <w:r>
+        <w:rPr>
+          <w:b/>
+          <w:color w:val="0F172A"/>
+          <w:sz w:val="24"/>
+        </w:rPr>
+        <w:t>8.  Monitoring</w:t>
       </w:r>
     </w:p>
     <w:p>
@@ -76,7 +451,7 @@
         <w:pStyle w:val="ListBullet"/>
       </w:pPr>
       <w:r>
-        <w:t>- Frontend: React (port 3000) servi par webpack-dev-server</w:t>
+        <w:t>Frontend: React (port 3000) servi par webpack-dev-server</w:t>
       </w:r>
     </w:p>
     <w:p>
@@ -84,7 +459,7 @@
         <w:pStyle w:val="ListBullet"/>
       </w:pPr>
       <w:r>
-        <w:t>- Backend: FastAPI (port 8001) servi par Uvicorn avec hot-reload</w:t>
+        <w:t>Backend: FastAPI (port 8001) servi par Uvicorn avec hot-reload</w:t>
       </w:r>
     </w:p>
     <w:p>
@@ -92,7 +467,7 @@
         <w:pStyle w:val="ListBullet"/>
       </w:pPr>
       <w:r>
-        <w:t>- Base de donnees: MongoDB locale</w:t>
+        <w:t>Base de donnees: MongoDB locale</w:t>
       </w:r>
     </w:p>
     <w:p>
@@ -100,7 +475,7 @@
         <w:pStyle w:val="ListBullet"/>
       </w:pPr>
       <w:r>
-        <w:t>- Proxy: Ingress Kubernetes avec routage /api -&gt; backend</w:t>
+        <w:t>Proxy: Ingress Kubernetes avec routage /api -&gt; backend</w:t>
       </w:r>
     </w:p>
     <w:p>
@@ -108,7 +483,15 @@
         <w:pStyle w:val="ListBullet"/>
       </w:pPr>
       <w:r>
-        <w:t>- Supervision: supervisord pour la gestion des processus</w:t>
+        <w:t>Supervision: supervisord pour la gestion des processus</w:t>
+      </w:r>
+    </w:p>
+    <w:p>
+      <w:pPr>
+        <w:pStyle w:val="ListBullet"/>
+      </w:pPr>
+      <w:r>
+        <w:t>Stockage: Emergent Object Storage pour fichiers (videos, PDFs)</w:t>
       </w:r>
     </w:p>
     <w:p>
@@ -128,13 +511,17 @@
         <w:br/>
         <w:t xml:space="preserve">  backend/</w:t>
         <w:br/>
-        <w:t xml:space="preserve">    server.py          # Serveur principal FastAPI</w:t>
+        <w:t xml:space="preserve">    server.py          # Serveur principal FastAPI (~4600 lignes)</w:t>
         <w:br/>
         <w:t xml:space="preserve">    routes/</w:t>
         <w:br/>
         <w:t xml:space="preserve">      trainer.py       # Routes formateur</w:t>
         <w:br/>
         <w:t xml:space="preserve">    storage.py         # Gestion stockage objets</w:t>
+        <w:br/>
+        <w:t xml:space="preserve">    docs_generator.py  # Generation documents Word</w:t>
+        <w:br/>
+        <w:t xml:space="preserve">    docs/              # Documents generes</w:t>
         <w:br/>
         <w:t xml:space="preserve">    requirements.txt   # Dependances Python</w:t>
         <w:br/>
@@ -148,21 +535,21 @@
         <w:br/>
         <w:t xml:space="preserve">      components/       # Composants reutilisables</w:t>
         <w:br/>
-        <w:t xml:space="preserve">        Layout.jsx      # Layout principal + navigation</w:t>
+        <w:t xml:space="preserve">        Layout.jsx      # Layout principal + navigation + RTL</w:t>
         <w:br/>
         <w:t xml:space="preserve">        ui/             # Composants Shadcn/UI</w:t>
         <w:br/>
-        <w:t xml:space="preserve">      pages/            # Pages de l'application</w:t>
+        <w:t xml:space="preserve">      pages/            # Pages de l'application (21+)</w:t>
         <w:br/>
         <w:t xml:space="preserve">      contexts/         # Contextes React (Language, Auth)</w:t>
         <w:br/>
-        <w:t xml:space="preserve">      locales/          # Fichiers de traduction</w:t>
+        <w:t xml:space="preserve">      locales/          # Traductions (21 langues)</w:t>
         <w:br/>
         <w:t xml:space="preserve">      services/         # Services API</w:t>
         <w:br/>
-        <w:t xml:space="preserve">    package.json       # Dependances Node.js</w:t>
+        <w:t xml:space="preserve">    package.json</w:t>
         <w:br/>
-        <w:t xml:space="preserve">    .env               # URL backend</w:t>
+        <w:t xml:space="preserve">    .env</w:t>
       </w:r>
     </w:p>
     <w:p>
@@ -182,7 +569,7 @@
       </w:pPr>
       <w:r>
         <w:rPr>
-          <w:color w:val="10B981"/>
+          <w:color w:val="0F172A"/>
         </w:rPr>
         <w:t>3.1 Backend (.env)</w:t>
       </w:r>
@@ -195,18 +582,22 @@
         <w:tblLook w:firstColumn="1" w:firstRow="1" w:lastColumn="0" w:lastRow="0" w:noHBand="0" w:noVBand="1" w:val="04A0"/>
       </w:tblPr>
       <w:tblGrid>
-        <w:gridCol w:w="4320"/>
-        <w:gridCol w:w="4320"/>
+        <w:gridCol w:w="3135"/>
+        <w:gridCol w:w="3135"/>
+        <w:gridCol w:w="3135"/>
       </w:tblGrid>
       <w:tr>
         <w:tc>
           <w:tcPr>
-            <w:tcW w:type="dxa" w:w="4320"/>
+            <w:tcW w:type="dxa" w:w="3135"/>
+            <w:shd w:fill="10B981"/>
           </w:tcPr>
           <w:p>
             <w:r>
               <w:rPr>
                 <w:b/>
+                <w:color w:val="FFFFFF"/>
+                <w:sz w:val="20"/>
               </w:rPr>
               <w:t>Variable</w:t>
             </w:r>
@@ -214,14 +605,33 @@
         </w:tc>
         <w:tc>
           <w:tcPr>
-            <w:tcW w:type="dxa" w:w="4320"/>
+            <w:tcW w:type="dxa" w:w="3135"/>
+            <w:shd w:fill="10B981"/>
           </w:tcPr>
           <w:p>
             <w:r>
               <w:rPr>
                 <w:b/>
+                <w:color w:val="FFFFFF"/>
+                <w:sz w:val="20"/>
               </w:rPr>
               <w:t>Description</w:t>
+            </w:r>
+          </w:p>
+        </w:tc>
+        <w:tc>
+          <w:tcPr>
+            <w:tcW w:type="dxa" w:w="3135"/>
+            <w:shd w:fill="10B981"/>
+          </w:tcPr>
+          <w:p>
+            <w:r>
+              <w:rPr>
+                <w:b/>
+                <w:color w:val="FFFFFF"/>
+                <w:sz w:val="20"/>
+              </w:rPr>
+              <w:t>Obligatoire</w:t>
             </w:r>
           </w:p>
         </w:tc>
@@ -229,21 +639,40 @@
       <w:tr>
         <w:tc>
           <w:tcPr>
-            <w:tcW w:type="dxa" w:w="4320"/>
+            <w:tcW w:type="dxa" w:w="3135"/>
           </w:tcPr>
           <w:p>
             <w:r>
+              <w:rPr>
+                <w:sz w:val="20"/>
+              </w:rPr>
               <w:t>MONGO_URL</w:t>
             </w:r>
           </w:p>
         </w:tc>
         <w:tc>
           <w:tcPr>
-            <w:tcW w:type="dxa" w:w="4320"/>
+            <w:tcW w:type="dxa" w:w="3135"/>
           </w:tcPr>
           <w:p>
             <w:r>
+              <w:rPr>
+                <w:sz w:val="20"/>
+              </w:rPr>
               <w:t>URL de connexion MongoDB</w:t>
+            </w:r>
+          </w:p>
+        </w:tc>
+        <w:tc>
+          <w:tcPr>
+            <w:tcW w:type="dxa" w:w="3135"/>
+          </w:tcPr>
+          <w:p>
+            <w:r>
+              <w:rPr>
+                <w:sz w:val="20"/>
+              </w:rPr>
+              <w:t>Oui</w:t>
             </w:r>
           </w:p>
         </w:tc>
@@ -251,21 +680,40 @@
       <w:tr>
         <w:tc>
           <w:tcPr>
-            <w:tcW w:type="dxa" w:w="4320"/>
+            <w:tcW w:type="dxa" w:w="3135"/>
           </w:tcPr>
           <w:p>
             <w:r>
+              <w:rPr>
+                <w:sz w:val="20"/>
+              </w:rPr>
               <w:t>DB_NAME</w:t>
             </w:r>
           </w:p>
         </w:tc>
         <w:tc>
           <w:tcPr>
-            <w:tcW w:type="dxa" w:w="4320"/>
+            <w:tcW w:type="dxa" w:w="3135"/>
           </w:tcPr>
           <w:p>
             <w:r>
+              <w:rPr>
+                <w:sz w:val="20"/>
+              </w:rPr>
               <w:t>Nom de la base de donnees</w:t>
+            </w:r>
+          </w:p>
+        </w:tc>
+        <w:tc>
+          <w:tcPr>
+            <w:tcW w:type="dxa" w:w="3135"/>
+          </w:tcPr>
+          <w:p>
+            <w:r>
+              <w:rPr>
+                <w:sz w:val="20"/>
+              </w:rPr>
+              <w:t>Oui</w:t>
             </w:r>
           </w:p>
         </w:tc>
@@ -273,21 +721,40 @@
       <w:tr>
         <w:tc>
           <w:tcPr>
-            <w:tcW w:type="dxa" w:w="4320"/>
+            <w:tcW w:type="dxa" w:w="3135"/>
           </w:tcPr>
           <w:p>
             <w:r>
+              <w:rPr>
+                <w:sz w:val="20"/>
+              </w:rPr>
               <w:t>JWT_SECRET</w:t>
             </w:r>
           </w:p>
         </w:tc>
         <w:tc>
           <w:tcPr>
-            <w:tcW w:type="dxa" w:w="4320"/>
+            <w:tcW w:type="dxa" w:w="3135"/>
           </w:tcPr>
           <w:p>
             <w:r>
+              <w:rPr>
+                <w:sz w:val="20"/>
+              </w:rPr>
               <w:t>Cle secrete pour les tokens JWT</w:t>
+            </w:r>
+          </w:p>
+        </w:tc>
+        <w:tc>
+          <w:tcPr>
+            <w:tcW w:type="dxa" w:w="3135"/>
+          </w:tcPr>
+          <w:p>
+            <w:r>
+              <w:rPr>
+                <w:sz w:val="20"/>
+              </w:rPr>
+              <w:t>Oui</w:t>
             </w:r>
           </w:p>
         </w:tc>
@@ -295,21 +762,40 @@
       <w:tr>
         <w:tc>
           <w:tcPr>
-            <w:tcW w:type="dxa" w:w="4320"/>
+            <w:tcW w:type="dxa" w:w="3135"/>
           </w:tcPr>
           <w:p>
             <w:r>
+              <w:rPr>
+                <w:sz w:val="20"/>
+              </w:rPr>
               <w:t>GEMINI_API_KEY</w:t>
             </w:r>
           </w:p>
         </w:tc>
         <w:tc>
           <w:tcPr>
-            <w:tcW w:type="dxa" w:w="4320"/>
+            <w:tcW w:type="dxa" w:w="3135"/>
           </w:tcPr>
           <w:p>
             <w:r>
+              <w:rPr>
+                <w:sz w:val="20"/>
+              </w:rPr>
               <w:t>Cle API Google Gemini pour l'IA</w:t>
+            </w:r>
+          </w:p>
+        </w:tc>
+        <w:tc>
+          <w:tcPr>
+            <w:tcW w:type="dxa" w:w="3135"/>
+          </w:tcPr>
+          <w:p>
+            <w:r>
+              <w:rPr>
+                <w:sz w:val="20"/>
+              </w:rPr>
+              <w:t>Oui</w:t>
             </w:r>
           </w:p>
         </w:tc>
@@ -317,21 +803,40 @@
       <w:tr>
         <w:tc>
           <w:tcPr>
-            <w:tcW w:type="dxa" w:w="4320"/>
+            <w:tcW w:type="dxa" w:w="3135"/>
           </w:tcPr>
           <w:p>
             <w:r>
+              <w:rPr>
+                <w:sz w:val="20"/>
+              </w:rPr>
               <w:t>OPENWEATHER_API_KEY</w:t>
             </w:r>
           </w:p>
         </w:tc>
         <w:tc>
           <w:tcPr>
-            <w:tcW w:type="dxa" w:w="4320"/>
+            <w:tcW w:type="dxa" w:w="3135"/>
           </w:tcPr>
           <w:p>
             <w:r>
+              <w:rPr>
+                <w:sz w:val="20"/>
+              </w:rPr>
               <w:t>Cle API OpenWeatherMap</w:t>
+            </w:r>
+          </w:p>
+        </w:tc>
+        <w:tc>
+          <w:tcPr>
+            <w:tcW w:type="dxa" w:w="3135"/>
+          </w:tcPr>
+          <w:p>
+            <w:r>
+              <w:rPr>
+                <w:sz w:val="20"/>
+              </w:rPr>
+              <w:t>Non</w:t>
             </w:r>
           </w:p>
         </w:tc>
@@ -339,33 +844,53 @@
       <w:tr>
         <w:tc>
           <w:tcPr>
-            <w:tcW w:type="dxa" w:w="4320"/>
+            <w:tcW w:type="dxa" w:w="3135"/>
           </w:tcPr>
           <w:p>
             <w:r>
+              <w:rPr>
+                <w:sz w:val="20"/>
+              </w:rPr>
               <w:t>STORAGE_BUCKET</w:t>
             </w:r>
           </w:p>
         </w:tc>
         <w:tc>
           <w:tcPr>
-            <w:tcW w:type="dxa" w:w="4320"/>
+            <w:tcW w:type="dxa" w:w="3135"/>
           </w:tcPr>
           <w:p>
             <w:r>
+              <w:rPr>
+                <w:sz w:val="20"/>
+              </w:rPr>
               <w:t>Bucket de stockage objets</w:t>
+            </w:r>
+          </w:p>
+        </w:tc>
+        <w:tc>
+          <w:tcPr>
+            <w:tcW w:type="dxa" w:w="3135"/>
+          </w:tcPr>
+          <w:p>
+            <w:r>
+              <w:rPr>
+                <w:sz w:val="20"/>
+              </w:rPr>
+              <w:t>Non</w:t>
             </w:r>
           </w:p>
         </w:tc>
       </w:tr>
     </w:tbl>
+    <w:p/>
     <w:p>
       <w:pPr>
         <w:pStyle w:val="Heading2"/>
       </w:pPr>
       <w:r>
         <w:rPr>
-          <w:color w:val="10B981"/>
+          <w:color w:val="0F172A"/>
         </w:rPr>
         <w:t>3.2 Frontend (.env)</w:t>
       </w:r>
@@ -378,18 +903,21 @@
         <w:tblLook w:firstColumn="1" w:firstRow="1" w:lastColumn="0" w:lastRow="0" w:noHBand="0" w:noVBand="1" w:val="04A0"/>
       </w:tblPr>
       <w:tblGrid>
-        <w:gridCol w:w="4320"/>
-        <w:gridCol w:w="4320"/>
+        <w:gridCol w:w="4703"/>
+        <w:gridCol w:w="4703"/>
       </w:tblGrid>
       <w:tr>
         <w:tc>
           <w:tcPr>
-            <w:tcW w:type="dxa" w:w="4320"/>
+            <w:tcW w:type="dxa" w:w="4703"/>
+            <w:shd w:fill="10B981"/>
           </w:tcPr>
           <w:p>
             <w:r>
               <w:rPr>
                 <w:b/>
+                <w:color w:val="FFFFFF"/>
+                <w:sz w:val="20"/>
               </w:rPr>
               <w:t>Variable</w:t>
             </w:r>
@@ -397,12 +925,15 @@
         </w:tc>
         <w:tc>
           <w:tcPr>
-            <w:tcW w:type="dxa" w:w="4320"/>
+            <w:tcW w:type="dxa" w:w="4703"/>
+            <w:shd w:fill="10B981"/>
           </w:tcPr>
           <w:p>
             <w:r>
               <w:rPr>
                 <w:b/>
+                <w:color w:val="FFFFFF"/>
+                <w:sz w:val="20"/>
               </w:rPr>
               <w:t>Description</w:t>
             </w:r>
@@ -412,20 +943,26 @@
       <w:tr>
         <w:tc>
           <w:tcPr>
-            <w:tcW w:type="dxa" w:w="4320"/>
+            <w:tcW w:type="dxa" w:w="4703"/>
           </w:tcPr>
           <w:p>
             <w:r>
+              <w:rPr>
+                <w:sz w:val="20"/>
+              </w:rPr>
               <w:t>REACT_APP_BACKEND_URL</w:t>
             </w:r>
           </w:p>
         </w:tc>
         <w:tc>
           <w:tcPr>
-            <w:tcW w:type="dxa" w:w="4320"/>
+            <w:tcW w:type="dxa" w:w="4703"/>
           </w:tcPr>
           <w:p>
             <w:r>
+              <w:rPr>
+                <w:sz w:val="20"/>
+              </w:rPr>
               <w:t>URL du backend (production)</w:t>
             </w:r>
           </w:p>
@@ -434,26 +971,33 @@
       <w:tr>
         <w:tc>
           <w:tcPr>
-            <w:tcW w:type="dxa" w:w="4320"/>
+            <w:tcW w:type="dxa" w:w="4703"/>
           </w:tcPr>
           <w:p>
             <w:r>
+              <w:rPr>
+                <w:sz w:val="20"/>
+              </w:rPr>
               <w:t>WDS_SOCKET_PORT</w:t>
             </w:r>
           </w:p>
         </w:tc>
         <w:tc>
           <w:tcPr>
-            <w:tcW w:type="dxa" w:w="4320"/>
+            <w:tcW w:type="dxa" w:w="4703"/>
           </w:tcPr>
           <w:p>
             <w:r>
+              <w:rPr>
+                <w:sz w:val="20"/>
+              </w:rPr>
               <w:t>Port WebSocket (443 pour HTTPS)</w:t>
             </w:r>
           </w:p>
         </w:tc>
       </w:tr>
     </w:tbl>
+    <w:p/>
     <w:p>
       <w:pPr>
         <w:pStyle w:val="Heading1"/>
@@ -473,18 +1017,21 @@
         <w:tblLook w:firstColumn="1" w:firstRow="1" w:lastColumn="0" w:lastRow="0" w:noHBand="0" w:noVBand="1" w:val="04A0"/>
       </w:tblPr>
       <w:tblGrid>
-        <w:gridCol w:w="4320"/>
-        <w:gridCol w:w="4320"/>
+        <w:gridCol w:w="4703"/>
+        <w:gridCol w:w="4703"/>
       </w:tblGrid>
       <w:tr>
         <w:tc>
           <w:tcPr>
-            <w:tcW w:type="dxa" w:w="4320"/>
+            <w:tcW w:type="dxa" w:w="4703"/>
+            <w:shd w:fill="10B981"/>
           </w:tcPr>
           <w:p>
             <w:r>
               <w:rPr>
                 <w:b/>
+                <w:color w:val="FFFFFF"/>
+                <w:sz w:val="20"/>
               </w:rPr>
               <w:t>Commande</w:t>
             </w:r>
@@ -492,12 +1039,15 @@
         </w:tc>
         <w:tc>
           <w:tcPr>
-            <w:tcW w:type="dxa" w:w="4320"/>
+            <w:tcW w:type="dxa" w:w="4703"/>
+            <w:shd w:fill="10B981"/>
           </w:tcPr>
           <w:p>
             <w:r>
               <w:rPr>
                 <w:b/>
+                <w:color w:val="FFFFFF"/>
+                <w:sz w:val="20"/>
               </w:rPr>
               <w:t>Description</w:t>
             </w:r>
@@ -507,20 +1057,26 @@
       <w:tr>
         <w:tc>
           <w:tcPr>
-            <w:tcW w:type="dxa" w:w="4320"/>
+            <w:tcW w:type="dxa" w:w="4703"/>
           </w:tcPr>
           <w:p>
             <w:r>
+              <w:rPr>
+                <w:sz w:val="20"/>
+              </w:rPr>
               <w:t>sudo supervisorctl status</w:t>
             </w:r>
           </w:p>
         </w:tc>
         <w:tc>
           <w:tcPr>
-            <w:tcW w:type="dxa" w:w="4320"/>
+            <w:tcW w:type="dxa" w:w="4703"/>
           </w:tcPr>
           <w:p>
             <w:r>
+              <w:rPr>
+                <w:sz w:val="20"/>
+              </w:rPr>
               <w:t>Verifier l'etat des services</w:t>
             </w:r>
           </w:p>
@@ -529,20 +1085,26 @@
       <w:tr>
         <w:tc>
           <w:tcPr>
-            <w:tcW w:type="dxa" w:w="4320"/>
+            <w:tcW w:type="dxa" w:w="4703"/>
           </w:tcPr>
           <w:p>
             <w:r>
+              <w:rPr>
+                <w:sz w:val="20"/>
+              </w:rPr>
               <w:t>sudo supervisorctl restart backend</w:t>
             </w:r>
           </w:p>
         </w:tc>
         <w:tc>
           <w:tcPr>
-            <w:tcW w:type="dxa" w:w="4320"/>
+            <w:tcW w:type="dxa" w:w="4703"/>
           </w:tcPr>
           <w:p>
             <w:r>
+              <w:rPr>
+                <w:sz w:val="20"/>
+              </w:rPr>
               <w:t>Redemarrer le backend</w:t>
             </w:r>
           </w:p>
@@ -551,20 +1113,26 @@
       <w:tr>
         <w:tc>
           <w:tcPr>
-            <w:tcW w:type="dxa" w:w="4320"/>
+            <w:tcW w:type="dxa" w:w="4703"/>
           </w:tcPr>
           <w:p>
             <w:r>
+              <w:rPr>
+                <w:sz w:val="20"/>
+              </w:rPr>
               <w:t>sudo supervisorctl restart frontend</w:t>
             </w:r>
           </w:p>
         </w:tc>
         <w:tc>
           <w:tcPr>
-            <w:tcW w:type="dxa" w:w="4320"/>
+            <w:tcW w:type="dxa" w:w="4703"/>
           </w:tcPr>
           <w:p>
             <w:r>
+              <w:rPr>
+                <w:sz w:val="20"/>
+              </w:rPr>
               <w:t>Redemarrer le frontend</w:t>
             </w:r>
           </w:p>
@@ -573,21 +1141,27 @@
       <w:tr>
         <w:tc>
           <w:tcPr>
-            <w:tcW w:type="dxa" w:w="4320"/>
+            <w:tcW w:type="dxa" w:w="4703"/>
           </w:tcPr>
           <w:p>
             <w:r>
+              <w:rPr>
+                <w:sz w:val="20"/>
+              </w:rPr>
               <w:t>tail -f /var/log/supervisor/backend.err.log</w:t>
             </w:r>
           </w:p>
         </w:tc>
         <w:tc>
           <w:tcPr>
-            <w:tcW w:type="dxa" w:w="4320"/>
+            <w:tcW w:type="dxa" w:w="4703"/>
           </w:tcPr>
           <w:p>
             <w:r>
-              <w:t>Voir les logs backend</w:t>
+              <w:rPr>
+                <w:sz w:val="20"/>
+              </w:rPr>
+              <w:t>Logs backend (erreurs)</w:t>
             </w:r>
           </w:p>
         </w:tc>
@@ -595,21 +1169,27 @@
       <w:tr>
         <w:tc>
           <w:tcPr>
-            <w:tcW w:type="dxa" w:w="4320"/>
+            <w:tcW w:type="dxa" w:w="4703"/>
           </w:tcPr>
           <w:p>
             <w:r>
-              <w:t>tail -f /var/log/supervisor/frontend.err.log</w:t>
+              <w:rPr>
+                <w:sz w:val="20"/>
+              </w:rPr>
+              <w:t>tail -f /var/log/supervisor/backend.out.log</w:t>
             </w:r>
           </w:p>
         </w:tc>
         <w:tc>
           <w:tcPr>
-            <w:tcW w:type="dxa" w:w="4320"/>
+            <w:tcW w:type="dxa" w:w="4703"/>
           </w:tcPr>
           <w:p>
             <w:r>
-              <w:t>Voir les logs frontend</w:t>
+              <w:rPr>
+                <w:sz w:val="20"/>
+              </w:rPr>
+              <w:t>Logs backend (infos)</w:t>
             </w:r>
           </w:p>
         </w:tc>
@@ -617,21 +1197,27 @@
       <w:tr>
         <w:tc>
           <w:tcPr>
-            <w:tcW w:type="dxa" w:w="4320"/>
+            <w:tcW w:type="dxa" w:w="4703"/>
           </w:tcPr>
           <w:p>
             <w:r>
-              <w:t>curl http://localhost:8001/api/health</w:t>
+              <w:rPr>
+                <w:sz w:val="20"/>
+              </w:rPr>
+              <w:t>tail -f /var/log/supervisor/frontend.err.log</w:t>
             </w:r>
           </w:p>
         </w:tc>
         <w:tc>
           <w:tcPr>
-            <w:tcW w:type="dxa" w:w="4320"/>
+            <w:tcW w:type="dxa" w:w="4703"/>
           </w:tcPr>
           <w:p>
             <w:r>
-              <w:t>Verifier la sante du backend</w:t>
+              <w:rPr>
+                <w:sz w:val="20"/>
+              </w:rPr>
+              <w:t>Logs frontend</w:t>
             </w:r>
           </w:p>
         </w:tc>
@@ -639,26 +1225,89 @@
       <w:tr>
         <w:tc>
           <w:tcPr>
-            <w:tcW w:type="dxa" w:w="4320"/>
+            <w:tcW w:type="dxa" w:w="4703"/>
           </w:tcPr>
           <w:p>
             <w:r>
-              <w:t>mongosh</w:t>
+              <w:rPr>
+                <w:sz w:val="20"/>
+              </w:rPr>
+              <w:t>curl http://localhost:8001/api/health</w:t>
             </w:r>
           </w:p>
         </w:tc>
         <w:tc>
           <w:tcPr>
-            <w:tcW w:type="dxa" w:w="4320"/>
+            <w:tcW w:type="dxa" w:w="4703"/>
           </w:tcPr>
           <w:p>
             <w:r>
-              <w:t>Acces a la console MongoDB</w:t>
+              <w:rPr>
+                <w:sz w:val="20"/>
+              </w:rPr>
+              <w:t>Verifier sante backend</w:t>
+            </w:r>
+          </w:p>
+        </w:tc>
+      </w:tr>
+      <w:tr>
+        <w:tc>
+          <w:tcPr>
+            <w:tcW w:type="dxa" w:w="4703"/>
+          </w:tcPr>
+          <w:p>
+            <w:r>
+              <w:rPr>
+                <w:sz w:val="20"/>
+              </w:rPr>
+              <w:t>pip freeze &gt; requirements.txt</w:t>
+            </w:r>
+          </w:p>
+        </w:tc>
+        <w:tc>
+          <w:tcPr>
+            <w:tcW w:type="dxa" w:w="4703"/>
+          </w:tcPr>
+          <w:p>
+            <w:r>
+              <w:rPr>
+                <w:sz w:val="20"/>
+              </w:rPr>
+              <w:t>Sauvegarder dependances</w:t>
+            </w:r>
+          </w:p>
+        </w:tc>
+      </w:tr>
+      <w:tr>
+        <w:tc>
+          <w:tcPr>
+            <w:tcW w:type="dxa" w:w="4703"/>
+          </w:tcPr>
+          <w:p>
+            <w:r>
+              <w:rPr>
+                <w:sz w:val="20"/>
+              </w:rPr>
+              <w:t>cd /app/frontend &amp;&amp; yarn install</w:t>
+            </w:r>
+          </w:p>
+        </w:tc>
+        <w:tc>
+          <w:tcPr>
+            <w:tcW w:type="dxa" w:w="4703"/>
+          </w:tcPr>
+          <w:p>
+            <w:r>
+              <w:rPr>
+                <w:sz w:val="20"/>
+              </w:rPr>
+              <w:t>Reinstaller paquets frontend</w:t>
             </w:r>
           </w:p>
         </w:tc>
       </w:tr>
     </w:tbl>
+    <w:p/>
     <w:p>
       <w:pPr>
         <w:pStyle w:val="Heading1"/>
@@ -676,7 +1325,7 @@
       </w:pPr>
       <w:r>
         <w:rPr>
-          <w:color w:val="10B981"/>
+          <w:color w:val="0F172A"/>
         </w:rPr>
         <w:t>5.1 Collections MongoDB</w:t>
       </w:r>
@@ -689,19 +1338,22 @@
         <w:tblLook w:firstColumn="1" w:firstRow="1" w:lastColumn="0" w:lastRow="0" w:noHBand="0" w:noVBand="1" w:val="04A0"/>
       </w:tblPr>
       <w:tblGrid>
-        <w:gridCol w:w="2880"/>
-        <w:gridCol w:w="2880"/>
-        <w:gridCol w:w="2880"/>
+        <w:gridCol w:w="3135"/>
+        <w:gridCol w:w="3135"/>
+        <w:gridCol w:w="3135"/>
       </w:tblGrid>
       <w:tr>
         <w:tc>
           <w:tcPr>
-            <w:tcW w:type="dxa" w:w="2880"/>
+            <w:tcW w:type="dxa" w:w="3135"/>
+            <w:shd w:fill="10B981"/>
           </w:tcPr>
           <w:p>
             <w:r>
               <w:rPr>
                 <w:b/>
+                <w:color w:val="FFFFFF"/>
+                <w:sz w:val="20"/>
               </w:rPr>
               <w:t>Collection</w:t>
             </w:r>
@@ -709,12 +1361,15 @@
         </w:tc>
         <w:tc>
           <w:tcPr>
-            <w:tcW w:type="dxa" w:w="2880"/>
+            <w:tcW w:type="dxa" w:w="3135"/>
+            <w:shd w:fill="10B981"/>
           </w:tcPr>
           <w:p>
             <w:r>
               <w:rPr>
                 <w:b/>
+                <w:color w:val="FFFFFF"/>
+                <w:sz w:val="20"/>
               </w:rPr>
               <w:t>Description</w:t>
             </w:r>
@@ -722,12 +1377,15 @@
         </w:tc>
         <w:tc>
           <w:tcPr>
-            <w:tcW w:type="dxa" w:w="2880"/>
+            <w:tcW w:type="dxa" w:w="3135"/>
+            <w:shd w:fill="10B981"/>
           </w:tcPr>
           <w:p>
             <w:r>
               <w:rPr>
                 <w:b/>
+                <w:color w:val="FFFFFF"/>
+                <w:sz w:val="20"/>
               </w:rPr>
               <w:t>Index</w:t>
             </w:r>
@@ -737,30 +1395,39 @@
       <w:tr>
         <w:tc>
           <w:tcPr>
-            <w:tcW w:type="dxa" w:w="2880"/>
+            <w:tcW w:type="dxa" w:w="3135"/>
           </w:tcPr>
           <w:p>
             <w:r>
+              <w:rPr>
+                <w:sz w:val="20"/>
+              </w:rPr>
               <w:t>users</w:t>
             </w:r>
           </w:p>
         </w:tc>
         <w:tc>
           <w:tcPr>
-            <w:tcW w:type="dxa" w:w="2880"/>
+            <w:tcW w:type="dxa" w:w="3135"/>
           </w:tcPr>
           <w:p>
             <w:r>
-              <w:t>Comptes utilisateurs</w:t>
+              <w:rPr>
+                <w:sz w:val="20"/>
+              </w:rPr>
+              <w:t>Comptes utilisateurs (307+)</w:t>
             </w:r>
           </w:p>
         </w:tc>
         <w:tc>
           <w:tcPr>
-            <w:tcW w:type="dxa" w:w="2880"/>
+            <w:tcW w:type="dxa" w:w="3135"/>
           </w:tcPr>
           <w:p>
             <w:r>
+              <w:rPr>
+                <w:sz w:val="20"/>
+              </w:rPr>
               <w:t>email (unique), role</w:t>
             </w:r>
           </w:p>
@@ -769,30 +1436,39 @@
       <w:tr>
         <w:tc>
           <w:tcPr>
-            <w:tcW w:type="dxa" w:w="2880"/>
+            <w:tcW w:type="dxa" w:w="3135"/>
           </w:tcPr>
           <w:p>
             <w:r>
+              <w:rPr>
+                <w:sz w:val="20"/>
+              </w:rPr>
               <w:t>parcels</w:t>
             </w:r>
           </w:p>
         </w:tc>
         <w:tc>
           <w:tcPr>
-            <w:tcW w:type="dxa" w:w="2880"/>
+            <w:tcW w:type="dxa" w:w="3135"/>
           </w:tcPr>
           <w:p>
             <w:r>
+              <w:rPr>
+                <w:sz w:val="20"/>
+              </w:rPr>
               <w:t>Parcelles agricoles</w:t>
             </w:r>
           </w:p>
         </w:tc>
         <w:tc>
           <w:tcPr>
-            <w:tcW w:type="dxa" w:w="2880"/>
+            <w:tcW w:type="dxa" w:w="3135"/>
           </w:tcPr>
           <w:p>
             <w:r>
+              <w:rPr>
+                <w:sz w:val="20"/>
+              </w:rPr>
               <w:t>user_id, coordinates (2dsphere)</w:t>
             </w:r>
           </w:p>
@@ -801,30 +1477,39 @@
       <w:tr>
         <w:tc>
           <w:tcPr>
-            <w:tcW w:type="dxa" w:w="2880"/>
+            <w:tcW w:type="dxa" w:w="3135"/>
           </w:tcPr>
           <w:p>
             <w:r>
+              <w:rPr>
+                <w:sz w:val="20"/>
+              </w:rPr>
               <w:t>sensors</w:t>
             </w:r>
           </w:p>
         </w:tc>
         <w:tc>
           <w:tcPr>
-            <w:tcW w:type="dxa" w:w="2880"/>
+            <w:tcW w:type="dxa" w:w="3135"/>
           </w:tcPr>
           <w:p>
             <w:r>
+              <w:rPr>
+                <w:sz w:val="20"/>
+              </w:rPr>
               <w:t>Capteurs IoT</w:t>
             </w:r>
           </w:p>
         </w:tc>
         <w:tc>
           <w:tcPr>
-            <w:tcW w:type="dxa" w:w="2880"/>
+            <w:tcW w:type="dxa" w:w="3135"/>
           </w:tcPr>
           <w:p>
             <w:r>
+              <w:rPr>
+                <w:sz w:val="20"/>
+              </w:rPr>
               <w:t>parcel_id, type</w:t>
             </w:r>
           </w:p>
@@ -833,30 +1518,39 @@
       <w:tr>
         <w:tc>
           <w:tcPr>
-            <w:tcW w:type="dxa" w:w="2880"/>
+            <w:tcW w:type="dxa" w:w="3135"/>
           </w:tcPr>
           <w:p>
             <w:r>
+              <w:rPr>
+                <w:sz w:val="20"/>
+              </w:rPr>
               <w:t>drones</w:t>
             </w:r>
           </w:p>
         </w:tc>
         <w:tc>
           <w:tcPr>
-            <w:tcW w:type="dxa" w:w="2880"/>
+            <w:tcW w:type="dxa" w:w="3135"/>
           </w:tcPr>
           <w:p>
             <w:r>
+              <w:rPr>
+                <w:sz w:val="20"/>
+              </w:rPr>
               <w:t>Drones et missions</w:t>
             </w:r>
           </w:p>
         </w:tc>
         <w:tc>
           <w:tcPr>
-            <w:tcW w:type="dxa" w:w="2880"/>
+            <w:tcW w:type="dxa" w:w="3135"/>
           </w:tcPr>
           <w:p>
             <w:r>
+              <w:rPr>
+                <w:sz w:val="20"/>
+              </w:rPr>
               <w:t>user_id, status</w:t>
             </w:r>
           </w:p>
@@ -865,30 +1559,39 @@
       <w:tr>
         <w:tc>
           <w:tcPr>
-            <w:tcW w:type="dxa" w:w="2880"/>
+            <w:tcW w:type="dxa" w:w="3135"/>
           </w:tcPr>
           <w:p>
             <w:r>
+              <w:rPr>
+                <w:sz w:val="20"/>
+              </w:rPr>
               <w:t>robots</w:t>
             </w:r>
           </w:p>
         </w:tc>
         <w:tc>
           <w:tcPr>
-            <w:tcW w:type="dxa" w:w="2880"/>
+            <w:tcW w:type="dxa" w:w="3135"/>
           </w:tcPr>
           <w:p>
             <w:r>
+              <w:rPr>
+                <w:sz w:val="20"/>
+              </w:rPr>
               <w:t>Robots agricoles</w:t>
             </w:r>
           </w:p>
         </w:tc>
         <w:tc>
           <w:tcPr>
-            <w:tcW w:type="dxa" w:w="2880"/>
+            <w:tcW w:type="dxa" w:w="3135"/>
           </w:tcPr>
           <w:p>
             <w:r>
+              <w:rPr>
+                <w:sz w:val="20"/>
+              </w:rPr>
               <w:t>user_id, status</w:t>
             </w:r>
           </w:p>
@@ -897,30 +1600,39 @@
       <w:tr>
         <w:tc>
           <w:tcPr>
-            <w:tcW w:type="dxa" w:w="2880"/>
+            <w:tcW w:type="dxa" w:w="3135"/>
           </w:tcPr>
           <w:p>
             <w:r>
+              <w:rPr>
+                <w:sz w:val="20"/>
+              </w:rPr>
               <w:t>products</w:t>
             </w:r>
           </w:p>
         </w:tc>
         <w:tc>
           <w:tcPr>
-            <w:tcW w:type="dxa" w:w="2880"/>
+            <w:tcW w:type="dxa" w:w="3135"/>
           </w:tcPr>
           <w:p>
             <w:r>
+              <w:rPr>
+                <w:sz w:val="20"/>
+              </w:rPr>
               <w:t>Produits marketplace</w:t>
             </w:r>
           </w:p>
         </w:tc>
         <w:tc>
           <w:tcPr>
-            <w:tcW w:type="dxa" w:w="2880"/>
+            <w:tcW w:type="dxa" w:w="3135"/>
           </w:tcPr>
           <w:p>
             <w:r>
+              <w:rPr>
+                <w:sz w:val="20"/>
+              </w:rPr>
               <w:t>seller_id, category</w:t>
             </w:r>
           </w:p>
@@ -929,31 +1641,40 @@
       <w:tr>
         <w:tc>
           <w:tcPr>
-            <w:tcW w:type="dxa" w:w="2880"/>
+            <w:tcW w:type="dxa" w:w="3135"/>
           </w:tcPr>
           <w:p>
             <w:r>
+              <w:rPr>
+                <w:sz w:val="20"/>
+              </w:rPr>
               <w:t>orders</w:t>
             </w:r>
           </w:p>
         </w:tc>
         <w:tc>
           <w:tcPr>
-            <w:tcW w:type="dxa" w:w="2880"/>
+            <w:tcW w:type="dxa" w:w="3135"/>
           </w:tcPr>
           <w:p>
             <w:r>
+              <w:rPr>
+                <w:sz w:val="20"/>
+              </w:rPr>
               <w:t>Commandes</w:t>
             </w:r>
           </w:p>
         </w:tc>
         <w:tc>
           <w:tcPr>
-            <w:tcW w:type="dxa" w:w="2880"/>
+            <w:tcW w:type="dxa" w:w="3135"/>
           </w:tcPr>
           <w:p>
             <w:r>
-              <w:t>buyer_id, seller_id</w:t>
+              <w:rPr>
+                <w:sz w:val="20"/>
+              </w:rPr>
+              <w:t>buyer_id, seller_id, status</w:t>
             </w:r>
           </w:p>
         </w:tc>
@@ -961,30 +1682,39 @@
       <w:tr>
         <w:tc>
           <w:tcPr>
-            <w:tcW w:type="dxa" w:w="2880"/>
+            <w:tcW w:type="dxa" w:w="3135"/>
           </w:tcPr>
           <w:p>
             <w:r>
+              <w:rPr>
+                <w:sz w:val="20"/>
+              </w:rPr>
               <w:t>trainings</w:t>
             </w:r>
           </w:p>
         </w:tc>
         <w:tc>
           <w:tcPr>
-            <w:tcW w:type="dxa" w:w="2880"/>
+            <w:tcW w:type="dxa" w:w="3135"/>
           </w:tcPr>
           <w:p>
             <w:r>
+              <w:rPr>
+                <w:sz w:val="20"/>
+              </w:rPr>
               <w:t>Cours de formation</w:t>
             </w:r>
           </w:p>
         </w:tc>
         <w:tc>
           <w:tcPr>
-            <w:tcW w:type="dxa" w:w="2880"/>
+            <w:tcW w:type="dxa" w:w="3135"/>
           </w:tcPr>
           <w:p>
             <w:r>
+              <w:rPr>
+                <w:sz w:val="20"/>
+              </w:rPr>
               <w:t>trainer_id</w:t>
             </w:r>
           </w:p>
@@ -993,30 +1723,39 @@
       <w:tr>
         <w:tc>
           <w:tcPr>
-            <w:tcW w:type="dxa" w:w="2880"/>
+            <w:tcW w:type="dxa" w:w="3135"/>
           </w:tcPr>
           <w:p>
             <w:r>
+              <w:rPr>
+                <w:sz w:val="20"/>
+              </w:rPr>
               <w:t>ebooks</w:t>
             </w:r>
           </w:p>
         </w:tc>
         <w:tc>
           <w:tcPr>
-            <w:tcW w:type="dxa" w:w="2880"/>
+            <w:tcW w:type="dxa" w:w="3135"/>
           </w:tcPr>
           <w:p>
             <w:r>
+              <w:rPr>
+                <w:sz w:val="20"/>
+              </w:rPr>
               <w:t>Livres numeriques</w:t>
             </w:r>
           </w:p>
         </w:tc>
         <w:tc>
           <w:tcPr>
-            <w:tcW w:type="dxa" w:w="2880"/>
+            <w:tcW w:type="dxa" w:w="3135"/>
           </w:tcPr>
           <w:p>
             <w:r>
+              <w:rPr>
+                <w:sz w:val="20"/>
+              </w:rPr>
               <w:t>trainer_id</w:t>
             </w:r>
           </w:p>
@@ -1025,30 +1764,39 @@
       <w:tr>
         <w:tc>
           <w:tcPr>
-            <w:tcW w:type="dxa" w:w="2880"/>
+            <w:tcW w:type="dxa" w:w="3135"/>
           </w:tcPr>
           <w:p>
             <w:r>
+              <w:rPr>
+                <w:sz w:val="20"/>
+              </w:rPr>
               <w:t>suppliers</w:t>
             </w:r>
           </w:p>
         </w:tc>
         <w:tc>
           <w:tcPr>
-            <w:tcW w:type="dxa" w:w="2880"/>
+            <w:tcW w:type="dxa" w:w="3135"/>
           </w:tcPr>
           <w:p>
             <w:r>
+              <w:rPr>
+                <w:sz w:val="20"/>
+              </w:rPr>
               <w:t>Fournisseurs carte</w:t>
             </w:r>
           </w:p>
         </w:tc>
         <w:tc>
           <w:tcPr>
-            <w:tcW w:type="dxa" w:w="2880"/>
+            <w:tcW w:type="dxa" w:w="3135"/>
           </w:tcPr>
           <w:p>
             <w:r>
+              <w:rPr>
+                <w:sz w:val="20"/>
+              </w:rPr>
               <w:t>coordinates (2dsphere)</w:t>
             </w:r>
           </w:p>
@@ -1057,30 +1805,39 @@
       <w:tr>
         <w:tc>
           <w:tcPr>
-            <w:tcW w:type="dxa" w:w="2880"/>
+            <w:tcW w:type="dxa" w:w="3135"/>
           </w:tcPr>
           <w:p>
             <w:r>
+              <w:rPr>
+                <w:sz w:val="20"/>
+              </w:rPr>
               <w:t>chat_sessions</w:t>
             </w:r>
           </w:p>
         </w:tc>
         <w:tc>
           <w:tcPr>
-            <w:tcW w:type="dxa" w:w="2880"/>
+            <w:tcW w:type="dxa" w:w="3135"/>
           </w:tcPr>
           <w:p>
             <w:r>
+              <w:rPr>
+                <w:sz w:val="20"/>
+              </w:rPr>
               <w:t>Sessions AGRI GENIUS</w:t>
             </w:r>
           </w:p>
         </w:tc>
         <w:tc>
           <w:tcPr>
-            <w:tcW w:type="dxa" w:w="2880"/>
+            <w:tcW w:type="dxa" w:w="3135"/>
           </w:tcPr>
           <w:p>
             <w:r>
+              <w:rPr>
+                <w:sz w:val="20"/>
+              </w:rPr>
               <w:t>user_id</w:t>
             </w:r>
           </w:p>
@@ -1089,30 +1846,39 @@
       <w:tr>
         <w:tc>
           <w:tcPr>
-            <w:tcW w:type="dxa" w:w="2880"/>
+            <w:tcW w:type="dxa" w:w="3135"/>
           </w:tcPr>
           <w:p>
             <w:r>
+              <w:rPr>
+                <w:sz w:val="20"/>
+              </w:rPr>
               <w:t>camera_scans</w:t>
             </w:r>
           </w:p>
         </w:tc>
         <w:tc>
           <w:tcPr>
-            <w:tcW w:type="dxa" w:w="2880"/>
+            <w:tcW w:type="dxa" w:w="3135"/>
           </w:tcPr>
           <w:p>
             <w:r>
+              <w:rPr>
+                <w:sz w:val="20"/>
+              </w:rPr>
               <w:t>Scans Camera IA</w:t>
             </w:r>
           </w:p>
         </w:tc>
         <w:tc>
           <w:tcPr>
-            <w:tcW w:type="dxa" w:w="2880"/>
+            <w:tcW w:type="dxa" w:w="3135"/>
           </w:tcPr>
           <w:p>
             <w:r>
+              <w:rPr>
+                <w:sz w:val="20"/>
+              </w:rPr>
               <w:t>user_id</w:t>
             </w:r>
           </w:p>
@@ -1121,30 +1887,39 @@
       <w:tr>
         <w:tc>
           <w:tcPr>
-            <w:tcW w:type="dxa" w:w="2880"/>
+            <w:tcW w:type="dxa" w:w="3135"/>
           </w:tcPr>
           <w:p>
             <w:r>
+              <w:rPr>
+                <w:sz w:val="20"/>
+              </w:rPr>
               <w:t>security_logs</w:t>
             </w:r>
           </w:p>
         </w:tc>
         <w:tc>
           <w:tcPr>
-            <w:tcW w:type="dxa" w:w="2880"/>
+            <w:tcW w:type="dxa" w:w="3135"/>
           </w:tcPr>
           <w:p>
             <w:r>
+              <w:rPr>
+                <w:sz w:val="20"/>
+              </w:rPr>
               <w:t>Journaux securite</w:t>
             </w:r>
           </w:p>
         </w:tc>
         <w:tc>
           <w:tcPr>
-            <w:tcW w:type="dxa" w:w="2880"/>
+            <w:tcW w:type="dxa" w:w="3135"/>
           </w:tcPr>
           <w:p>
             <w:r>
+              <w:rPr>
+                <w:sz w:val="20"/>
+              </w:rPr>
               <w:t>user_id, timestamp</w:t>
             </w:r>
           </w:p>
@@ -1153,30 +1928,39 @@
       <w:tr>
         <w:tc>
           <w:tcPr>
-            <w:tcW w:type="dxa" w:w="2880"/>
+            <w:tcW w:type="dxa" w:w="3135"/>
           </w:tcPr>
           <w:p>
             <w:r>
+              <w:rPr>
+                <w:sz w:val="20"/>
+              </w:rPr>
               <w:t>payments</w:t>
             </w:r>
           </w:p>
         </w:tc>
         <w:tc>
           <w:tcPr>
-            <w:tcW w:type="dxa" w:w="2880"/>
+            <w:tcW w:type="dxa" w:w="3135"/>
           </w:tcPr>
           <w:p>
             <w:r>
+              <w:rPr>
+                <w:sz w:val="20"/>
+              </w:rPr>
               <w:t>Paiements</w:t>
             </w:r>
           </w:p>
         </w:tc>
         <w:tc>
           <w:tcPr>
-            <w:tcW w:type="dxa" w:w="2880"/>
+            <w:tcW w:type="dxa" w:w="3135"/>
           </w:tcPr>
           <w:p>
             <w:r>
+              <w:rPr>
+                <w:sz w:val="20"/>
+              </w:rPr>
               <w:t>user_id, status</w:t>
             </w:r>
           </w:p>
@@ -1185,50 +1969,65 @@
       <w:tr>
         <w:tc>
           <w:tcPr>
-            <w:tcW w:type="dxa" w:w="2880"/>
+            <w:tcW w:type="dxa" w:w="3135"/>
           </w:tcPr>
           <w:p>
             <w:r>
+              <w:rPr>
+                <w:sz w:val="20"/>
+              </w:rPr>
               <w:t>alerts</w:t>
             </w:r>
           </w:p>
         </w:tc>
         <w:tc>
           <w:tcPr>
-            <w:tcW w:type="dxa" w:w="2880"/>
+            <w:tcW w:type="dxa" w:w="3135"/>
           </w:tcPr>
           <w:p>
             <w:r>
+              <w:rPr>
+                <w:sz w:val="20"/>
+              </w:rPr>
               <w:t>Alertes</w:t>
             </w:r>
           </w:p>
         </w:tc>
         <w:tc>
           <w:tcPr>
-            <w:tcW w:type="dxa" w:w="2880"/>
+            <w:tcW w:type="dxa" w:w="3135"/>
           </w:tcPr>
           <w:p>
             <w:r>
+              <w:rPr>
+                <w:sz w:val="20"/>
+              </w:rPr>
               <w:t>user_id, is_read</w:t>
             </w:r>
           </w:p>
         </w:tc>
       </w:tr>
     </w:tbl>
+    <w:p/>
     <w:p>
       <w:pPr>
         <w:pStyle w:val="Heading2"/>
       </w:pPr>
       <w:r>
         <w:rPr>
-          <w:color w:val="10B981"/>
+          <w:color w:val="0F172A"/>
         </w:rPr>
-        <w:t>5.2 Sauvegarde</w:t>
+        <w:t>5.2 Sauvegarde et Restauration</w:t>
       </w:r>
     </w:p>
     <w:p>
       <w:r>
+        <w:t>Sauvegarde:</w:t>
+        <w:br/>
         <w:t>mongodump --uri="$MONGO_URL" --db="$DB_NAME" --out=/backup/$(date +%Y%m%d)</w:t>
+        <w:br/>
+        <w:br/>
+        <w:t>Restauration:</w:t>
         <w:br/>
         <w:t>mongorestore --uri="$MONGO_URL" --db="$DB_NAME" /backup/YYYYMMDD/$DB_NAME/</w:t>
       </w:r>
@@ -1248,16 +2047,23 @@
       <w:r>
         <w:t>Backend:</w:t>
         <w:br/>
-        <w:t>1. pip install -r requirements.txt</w:t>
+        <w:t>1. cd /app/backend</w:t>
         <w:br/>
-        <w:t>2. sudo supervisorctl restart backend</w:t>
+        <w:t>2. pip install -r requirements.txt</w:t>
+        <w:br/>
+        <w:t>3. sudo supervisorctl restart backend</w:t>
         <w:br/>
         <w:br/>
         <w:t>Frontend:</w:t>
         <w:br/>
-        <w:t>1. cd /app/frontend &amp;&amp; yarn install</w:t>
+        <w:t>1. cd /app/frontend</w:t>
         <w:br/>
-        <w:t>2. sudo supervisorctl restart frontend</w:t>
+        <w:t>2. yarn install</w:t>
+        <w:br/>
+        <w:t>3. sudo supervisorctl restart frontend</w:t>
+        <w:br/>
+        <w:br/>
+        <w:t>IMPORTANT: Toujours sauvegarder la base de donnees avant une mise a jour majeure.</w:t>
       </w:r>
     </w:p>
     <w:p>
@@ -1279,18 +2085,22 @@
         <w:tblLook w:firstColumn="1" w:firstRow="1" w:lastColumn="0" w:lastRow="0" w:noHBand="0" w:noVBand="1" w:val="04A0"/>
       </w:tblPr>
       <w:tblGrid>
-        <w:gridCol w:w="4320"/>
-        <w:gridCol w:w="4320"/>
+        <w:gridCol w:w="3135"/>
+        <w:gridCol w:w="3135"/>
+        <w:gridCol w:w="3135"/>
       </w:tblGrid>
       <w:tr>
         <w:tc>
           <w:tcPr>
-            <w:tcW w:type="dxa" w:w="4320"/>
+            <w:tcW w:type="dxa" w:w="3135"/>
+            <w:shd w:fill="10B981"/>
           </w:tcPr>
           <w:p>
             <w:r>
               <w:rPr>
                 <w:b/>
+                <w:color w:val="FFFFFF"/>
+                <w:sz w:val="20"/>
               </w:rPr>
               <w:t>Probleme</w:t>
             </w:r>
@@ -1298,12 +2108,31 @@
         </w:tc>
         <w:tc>
           <w:tcPr>
-            <w:tcW w:type="dxa" w:w="4320"/>
+            <w:tcW w:type="dxa" w:w="3135"/>
+            <w:shd w:fill="10B981"/>
           </w:tcPr>
           <w:p>
             <w:r>
               <w:rPr>
                 <w:b/>
+                <w:color w:val="FFFFFF"/>
+                <w:sz w:val="20"/>
+              </w:rPr>
+              <w:t>Diagnostic</w:t>
+            </w:r>
+          </w:p>
+        </w:tc>
+        <w:tc>
+          <w:tcPr>
+            <w:tcW w:type="dxa" w:w="3135"/>
+            <w:shd w:fill="10B981"/>
+          </w:tcPr>
+          <w:p>
+            <w:r>
+              <w:rPr>
+                <w:b/>
+                <w:color w:val="FFFFFF"/>
+                <w:sz w:val="20"/>
               </w:rPr>
               <w:t>Solution</w:t>
             </w:r>
@@ -1313,21 +2142,40 @@
       <w:tr>
         <w:tc>
           <w:tcPr>
-            <w:tcW w:type="dxa" w:w="4320"/>
+            <w:tcW w:type="dxa" w:w="3135"/>
           </w:tcPr>
           <w:p>
             <w:r>
+              <w:rPr>
+                <w:sz w:val="20"/>
+              </w:rPr>
               <w:t>Backend ne demarre pas</w:t>
             </w:r>
           </w:p>
         </w:tc>
         <w:tc>
           <w:tcPr>
-            <w:tcW w:type="dxa" w:w="4320"/>
+            <w:tcW w:type="dxa" w:w="3135"/>
           </w:tcPr>
           <w:p>
             <w:r>
-              <w:t>Verifier les logs: tail -f /var/log/supervisor/backend.err.log</w:t>
+              <w:rPr>
+                <w:sz w:val="20"/>
+              </w:rPr>
+              <w:t>tail -f /var/log/supervisor/backend.err.log</w:t>
+            </w:r>
+          </w:p>
+        </w:tc>
+        <w:tc>
+          <w:tcPr>
+            <w:tcW w:type="dxa" w:w="3135"/>
+          </w:tcPr>
+          <w:p>
+            <w:r>
+              <w:rPr>
+                <w:sz w:val="20"/>
+              </w:rPr>
+              <w:t>Verifier les imports, le .env et les dependances</w:t>
             </w:r>
           </w:p>
         </w:tc>
@@ -1335,21 +2183,40 @@
       <w:tr>
         <w:tc>
           <w:tcPr>
-            <w:tcW w:type="dxa" w:w="4320"/>
+            <w:tcW w:type="dxa" w:w="3135"/>
           </w:tcPr>
           <w:p>
             <w:r>
+              <w:rPr>
+                <w:sz w:val="20"/>
+              </w:rPr>
               <w:t>Frontend page blanche</w:t>
             </w:r>
           </w:p>
         </w:tc>
         <w:tc>
           <w:tcPr>
-            <w:tcW w:type="dxa" w:w="4320"/>
+            <w:tcW w:type="dxa" w:w="3135"/>
           </w:tcPr>
           <w:p>
             <w:r>
-              <w:t>Verifier la console navigateur et les logs frontend</w:t>
+              <w:rPr>
+                <w:sz w:val="20"/>
+              </w:rPr>
+              <w:t>Console navigateur (F12)</w:t>
+            </w:r>
+          </w:p>
+        </w:tc>
+        <w:tc>
+          <w:tcPr>
+            <w:tcW w:type="dxa" w:w="3135"/>
+          </w:tcPr>
+          <w:p>
+            <w:r>
+              <w:rPr>
+                <w:sz w:val="20"/>
+              </w:rPr>
+              <w:t>Verifier les erreurs JS, le build et les composants</w:t>
             </w:r>
           </w:p>
         </w:tc>
@@ -1357,21 +2224,40 @@
       <w:tr>
         <w:tc>
           <w:tcPr>
-            <w:tcW w:type="dxa" w:w="4320"/>
+            <w:tcW w:type="dxa" w:w="3135"/>
           </w:tcPr>
           <w:p>
             <w:r>
+              <w:rPr>
+                <w:sz w:val="20"/>
+              </w:rPr>
               <w:t>MongoDB connexion echouee</w:t>
             </w:r>
           </w:p>
         </w:tc>
         <w:tc>
           <w:tcPr>
-            <w:tcW w:type="dxa" w:w="4320"/>
+            <w:tcW w:type="dxa" w:w="3135"/>
           </w:tcPr>
           <w:p>
             <w:r>
-              <w:t>Verifier MONGO_URL dans .env et que mongod est actif</w:t>
+              <w:rPr>
+                <w:sz w:val="20"/>
+              </w:rPr>
+              <w:t>mongosh --eval 'db.stats()'</w:t>
+            </w:r>
+          </w:p>
+        </w:tc>
+        <w:tc>
+          <w:tcPr>
+            <w:tcW w:type="dxa" w:w="3135"/>
+          </w:tcPr>
+          <w:p>
+            <w:r>
+              <w:rPr>
+                <w:sz w:val="20"/>
+              </w:rPr>
+              <w:t>Verifier MONGO_URL et que mongod tourne</w:t>
             </w:r>
           </w:p>
         </w:tc>
@@ -1379,21 +2265,40 @@
       <w:tr>
         <w:tc>
           <w:tcPr>
-            <w:tcW w:type="dxa" w:w="4320"/>
+            <w:tcW w:type="dxa" w:w="3135"/>
           </w:tcPr>
           <w:p>
             <w:r>
+              <w:rPr>
+                <w:sz w:val="20"/>
+              </w:rPr>
               <w:t>Erreur 401 Unauthorized</w:t>
             </w:r>
           </w:p>
         </w:tc>
         <w:tc>
           <w:tcPr>
-            <w:tcW w:type="dxa" w:w="4320"/>
+            <w:tcW w:type="dxa" w:w="3135"/>
           </w:tcPr>
           <w:p>
             <w:r>
-              <w:t>Le token JWT a expire, reconnectez-vous</w:t>
+              <w:rPr>
+                <w:sz w:val="20"/>
+              </w:rPr>
+              <w:t>Token JWT expire</w:t>
+            </w:r>
+          </w:p>
+        </w:tc>
+        <w:tc>
+          <w:tcPr>
+            <w:tcW w:type="dxa" w:w="3135"/>
+          </w:tcPr>
+          <w:p>
+            <w:r>
+              <w:rPr>
+                <w:sz w:val="20"/>
+              </w:rPr>
+              <w:t>Se reconnecter pour obtenir un nouveau token</w:t>
             </w:r>
           </w:p>
         </w:tc>
@@ -1401,21 +2306,40 @@
       <w:tr>
         <w:tc>
           <w:tcPr>
-            <w:tcW w:type="dxa" w:w="4320"/>
+            <w:tcW w:type="dxa" w:w="3135"/>
           </w:tcPr>
           <w:p>
             <w:r>
+              <w:rPr>
+                <w:sz w:val="20"/>
+              </w:rPr>
               <w:t>Camera IA ne fonctionne pas</w:t>
             </w:r>
           </w:p>
         </w:tc>
         <w:tc>
           <w:tcPr>
-            <w:tcW w:type="dxa" w:w="4320"/>
+            <w:tcW w:type="dxa" w:w="3135"/>
           </w:tcPr>
           <w:p>
             <w:r>
-              <w:t>Verifier les permissions camera dans le navigateur (HTTPS requis)</w:t>
+              <w:rPr>
+                <w:sz w:val="20"/>
+              </w:rPr>
+              <w:t>Permissions navigateur</w:t>
+            </w:r>
+          </w:p>
+        </w:tc>
+        <w:tc>
+          <w:tcPr>
+            <w:tcW w:type="dxa" w:w="3135"/>
+          </w:tcPr>
+          <w:p>
+            <w:r>
+              <w:rPr>
+                <w:sz w:val="20"/>
+              </w:rPr>
+              <w:t>HTTPS requis, verifier navigator.mediaDevices</w:t>
             </w:r>
           </w:p>
         </w:tc>
@@ -1423,29 +2347,154 @@
       <w:tr>
         <w:tc>
           <w:tcPr>
-            <w:tcW w:type="dxa" w:w="4320"/>
+            <w:tcW w:type="dxa" w:w="3135"/>
           </w:tcPr>
           <w:p>
             <w:r>
-              <w:t>IA lente</w:t>
+              <w:rPr>
+                <w:sz w:val="20"/>
+              </w:rPr>
+              <w:t>IA lente ou erreur 500</w:t>
             </w:r>
           </w:p>
         </w:tc>
         <w:tc>
           <w:tcPr>
-            <w:tcW w:type="dxa" w:w="4320"/>
+            <w:tcW w:type="dxa" w:w="3135"/>
           </w:tcPr>
           <w:p>
             <w:r>
-              <w:t>Verifier le cache agribot_cache, augmenter le TTL si necessaire</w:t>
+              <w:rPr>
+                <w:sz w:val="20"/>
+              </w:rPr>
+              <w:t>Verifier les logs backend</w:t>
+            </w:r>
+          </w:p>
+        </w:tc>
+        <w:tc>
+          <w:tcPr>
+            <w:tcW w:type="dxa" w:w="3135"/>
+          </w:tcPr>
+          <w:p>
+            <w:r>
+              <w:rPr>
+                <w:sz w:val="20"/>
+              </w:rPr>
+              <w:t>Verifier la cle Gemini, le cache, et les limites API</w:t>
+            </w:r>
+          </w:p>
+        </w:tc>
+      </w:tr>
+      <w:tr>
+        <w:tc>
+          <w:tcPr>
+            <w:tcW w:type="dxa" w:w="3135"/>
+          </w:tcPr>
+          <w:p>
+            <w:r>
+              <w:rPr>
+                <w:sz w:val="20"/>
+              </w:rPr>
+              <w:t>Traductions manquantes</w:t>
+            </w:r>
+          </w:p>
+        </w:tc>
+        <w:tc>
+          <w:tcPr>
+            <w:tcW w:type="dxa" w:w="3135"/>
+          </w:tcPr>
+          <w:p>
+            <w:r>
+              <w:rPr>
+                <w:sz w:val="20"/>
+              </w:rPr>
+              <w:t>Console navigateur</w:t>
+            </w:r>
+          </w:p>
+        </w:tc>
+        <w:tc>
+          <w:tcPr>
+            <w:tcW w:type="dxa" w:w="3135"/>
+          </w:tcPr>
+          <w:p>
+            <w:r>
+              <w:rPr>
+                <w:sz w:val="20"/>
+              </w:rPr>
+              <w:t>Verifier translations.js, cle manquante -&gt; fallback FR</w:t>
             </w:r>
           </w:p>
         </w:tc>
       </w:tr>
     </w:tbl>
+    <w:p/>
+    <w:p>
+      <w:pPr>
+        <w:pStyle w:val="Heading1"/>
+      </w:pPr>
+      <w:r>
+        <w:rPr>
+          <w:color w:val="10B981"/>
+        </w:rPr>
+        <w:t>8. Monitoring</w:t>
+      </w:r>
+    </w:p>
+    <w:p>
+      <w:r>
+        <w:t>Points de surveillance recommandes:</w:t>
+      </w:r>
+    </w:p>
+    <w:p>
+      <w:pPr>
+        <w:pStyle w:val="ListBullet"/>
+      </w:pPr>
+      <w:r>
+        <w:t>Espace disque MongoDB (seuil: 80%)</w:t>
+      </w:r>
+    </w:p>
+    <w:p>
+      <w:pPr>
+        <w:pStyle w:val="ListBullet"/>
+      </w:pPr>
+      <w:r>
+        <w:t>Temps de reponse API (seuil: 2s)</w:t>
+      </w:r>
+    </w:p>
+    <w:p>
+      <w:pPr>
+        <w:pStyle w:val="ListBullet"/>
+      </w:pPr>
+      <w:r>
+        <w:t>Taux d'erreur HTTP 5xx (seuil: 1%)</w:t>
+      </w:r>
+    </w:p>
+    <w:p>
+      <w:pPr>
+        <w:pStyle w:val="ListBullet"/>
+      </w:pPr>
+      <w:r>
+        <w:t>Utilisation memoire backend (seuil: 512MB)</w:t>
+      </w:r>
+    </w:p>
+    <w:p>
+      <w:pPr>
+        <w:pStyle w:val="ListBullet"/>
+      </w:pPr>
+      <w:r>
+        <w:t>Nombre de connexions MongoDB actives</w:t>
+      </w:r>
+    </w:p>
+    <w:p>
+      <w:pPr>
+        <w:pStyle w:val="ListBullet"/>
+      </w:pPr>
+      <w:r>
+        <w:t>Cache IA hit/miss ratio</w:t>
+      </w:r>
+    </w:p>
     <w:sectPr>
       <w:pgSz w:w="12240" w:h="15840"/>
-      <w:pgMar w:top="1440" w:right="1800" w:bottom="1440" w:left="1800" w:header="720" w:footer="720" w:gutter="0"/>
+      <w:pgMar w:top="1417" w:right="1417" w:bottom="1440" w:left="1417" w:header="720" w:footer="720" w:gutter="0"/>
       <w:cols w:space="720"/>
       <w:docGrid w:linePitch="360"/>
     </w:sectPr>
@@ -1816,6 +2865,9 @@
     <w:name w:val="Normal"/>
     <w:qFormat/>
     <w:rsid w:val="00FC693F"/>
+    <w:pPr>
+      <w:spacing w:after="120" w:line="276" w:lineRule="auto"/>
+    </w:pPr>
     <w:rPr>
       <w:rFonts w:ascii="Calibri" w:hAnsi="Calibri"/>
       <w:color w:val="333333"/>
